--- a/tests/corpus/word-rules/E-list-label-format.docx
+++ b/tests/corpus/word-rules/E-list-label-format.docx
@@ -74,7 +74,7 @@
         </w:numPr>
       </w:pPr>
       <w:r>
-        <w:t xml:space="preserve">Case 06: level style LabelParaStyle (red, 20 pt)</w:t>
+        <w:t xml:space="preserve">Case 06: level style LabelParaStyle (red, 20 pt), linked both ways</w:t>
       </w:r>
     </w:p>
     <w:p>
@@ -90,6 +90,17 @@
       </w:pPr>
       <w:r>
         <w:t xml:space="preserve">Case 07: mark bold; level 20 pt</w:t>
+      </w:r>
+    </w:p>
+    <w:p>
+      <w:pPr>
+        <w:numPr>
+          <w:ilvl w:val="0"/>
+          <w:numId w:val="8"/>
+        </w:numPr>
+      </w:pPr>
+      <w:r>
+        <w:t xml:space="preserve">Case 08: level style LabelParaOneWay (red, 20 pt), linked one way</w:t>
       </w:r>
     </w:p>
     <w:sectPr>
@@ -216,6 +227,20 @@
         <w:sz w:val="40"/>
         <w:szCs w:val="40"/>
       </w:rPr>
+    </w:lvl>
+  </w:abstractNum>
+  <w:abstractNum w:abstractNumId="7">
+    <w:nsid w:val="5C3A0108"/>
+    <w:multiLevelType w:val="singleLevel"/>
+    <w:lvl w:ilvl="0">
+      <w:start w:val="1"/>
+      <w:numFmt w:val="decimal"/>
+      <w:pStyle w:val="LabelParaOneWay"/>
+      <w:lvlText w:val="%1."/>
+      <w:lvlJc w:val="left"/>
+      <w:pPr>
+        <w:ind w:left="720" w:hanging="360"/>
+      </w:pPr>
     </w:lvl>
   </w:abstractNum>
   <w:num w:numId="1">
@@ -254,6 +279,9 @@
   <w:num w:numId="7">
     <w:abstractNumId w:val="6"/>
   </w:num>
+  <w:num w:numId="8">
+    <w:abstractNumId w:val="7"/>
+  </w:num>
 </w:numbering>
 </file>
 
@@ -325,11 +353,25 @@
   <w:style w:type="paragraph" w:customStyle="1" w:styleId="LabelParaStyle">
     <w:name w:val="LabelParaStyle"/>
     <w:basedOn w:val="Normal"/>
+    <w:pPr>
+      <w:numPr>
+        <w:numId w:val="6"/>
+      </w:numPr>
+    </w:pPr>
     <w:rPr>
       <w:color w:val="FF0000"/>
       <w:sz w:val="40"/>
       <w:szCs w:val="40"/>
     </w:rPr>
   </w:style>
+  <w:style w:type="paragraph" w:customStyle="1" w:styleId="LabelParaOneWay">
+    <w:name w:val="LabelParaOneWay"/>
+    <w:basedOn w:val="Normal"/>
+    <w:rPr>
+      <w:color w:val="FF0000"/>
+      <w:sz w:val="40"/>
+      <w:szCs w:val="40"/>
+    </w:rPr>
+  </w:style>
 </w:styles>
 </file>